--- a/files/LOERTSCHER CV.docx
+++ b/files/LOERTSCHER CV.docx
@@ -1,6 +1,6 @@
 
 <file path=word/document.xml><?xml version="1.0" encoding="utf-8"?>
-<w:document xmlns:wpc="http://schemas.microsoft.com/office/word/2010/wordprocessingCanvas" xmlns:cx="http://schemas.microsoft.com/office/drawing/2014/chartex" xmlns:cx1="http://schemas.microsoft.com/office/drawing/2015/9/8/chartex" xmlns:cx2="http://schemas.microsoft.com/office/drawing/2015/10/21/chartex" xmlns:cx3="http://schemas.microsoft.com/office/drawing/2016/5/9/chartex" xmlns:cx4="http://schemas.microsoft.com/office/drawing/2016/5/10/chartex" xmlns:cx5="http://schemas.microsoft.com/office/drawing/2016/5/11/chartex" xmlns:cx6="http://schemas.microsoft.com/office/drawing/2016/5/12/chartex" xmlns:cx7="http://schemas.microsoft.com/office/drawing/2016/5/13/chartex" xmlns:cx8="http://schemas.microsoft.com/office/drawing/2016/5/14/chartex" xmlns:mc="http://schemas.openxmlformats.org/markup-compatibility/2006" xmlns:m="http://schemas.openxmlformats.org/officeDocument/2006/math" xmlns:aink="http://schemas.microsoft.com/office/drawing/2016/ink" xmlns:am3d="http://schemas.microsoft.com/office/drawing/2017/model3d" xmlns:oel="http://schemas.microsoft.com/office/2019/extlst" xmlns:r="http://schemas.openxmlformats.org/officeDocument/2006/relationships" xmlns:wp14="http://schemas.microsoft.com/office/word/2010/wordprocessingDrawing" xmlns:wp="http://schemas.openxmlformats.org/drawingml/2006/wordprocessingDrawing" xmlns:wpg="http://schemas.microsoft.com/office/word/2010/wordprocessingGroup" xmlns:wpi="http://schemas.microsoft.com/office/word/2010/wordprocessingInk" xmlns:wps="http://schemas.microsoft.com/office/word/2010/wordprocessingShape" xmlns:o="urn:schemas-microsoft-com:office:office" xmlns:v="urn:schemas-microsoft-com:vml" xmlns:w10="urn:schemas-microsoft-com:office:word" xmlns:w="http://schemas.openxmlformats.org/wordprocessingml/2006/main" xmlns:w14="http://schemas.microsoft.com/office/word/2010/wordml" xmlns:w15="http://schemas.microsoft.com/office/word/2012/wordml" xmlns:w16cei="http://schemas.microsoft.com/office/word/2026/wordml/cei" xmlns:w16cex="http://schemas.microsoft.com/office/word/2018/wordml/cex" xmlns:w16cid="http://schemas.microsoft.com/office/word/2016/wordml/cid" xmlns:w16="http://schemas.microsoft.com/office/word/2018/wordml" xmlns:w16sdtdh="http://schemas.microsoft.com/office/word/2020/wordml/sdtdatahash" xmlns:w16sdtfl="http://schemas.microsoft.com/office/word/2024/wordml/sdtformatlock" xmlns:w16se="http://schemas.microsoft.com/office/word/2015/wordml/symex" xmlns:w16du="http://schemas.microsoft.com/office/word/2023/wordml/word16du" xmlns:wne="http://schemas.microsoft.com/office/word/2006/wordml" mc:Ignorable="w14 w15 w16se w16cid w16 w16cex w16sdtdh w16sdtfl w16du wp14">
+<w:document xmlns:wpc="http://schemas.microsoft.com/office/word/2010/wordprocessingCanvas" xmlns:cx="http://schemas.microsoft.com/office/drawing/2014/chartex" xmlns:cx1="http://schemas.microsoft.com/office/drawing/2015/9/8/chartex" xmlns:cx2="http://schemas.microsoft.com/office/drawing/2015/10/21/chartex" xmlns:cx3="http://schemas.microsoft.com/office/drawing/2016/5/9/chartex" xmlns:cx4="http://schemas.microsoft.com/office/drawing/2016/5/10/chartex" xmlns:cx5="http://schemas.microsoft.com/office/drawing/2016/5/11/chartex" xmlns:cx6="http://schemas.microsoft.com/office/drawing/2016/5/12/chartex" xmlns:cx7="http://schemas.microsoft.com/office/drawing/2016/5/13/chartex" xmlns:cx8="http://schemas.microsoft.com/office/drawing/2016/5/14/chartex" xmlns:mc="http://schemas.openxmlformats.org/markup-compatibility/2006" xmlns:m="http://schemas.openxmlformats.org/officeDocument/2006/math" xmlns:aink="http://schemas.microsoft.com/office/drawing/2016/ink" xmlns:am3d="http://schemas.microsoft.com/office/drawing/2017/model3d" xmlns:oel="http://schemas.microsoft.com/office/2019/extlst" xmlns:r="http://schemas.openxmlformats.org/officeDocument/2006/relationships" xmlns:wp14="http://schemas.microsoft.com/office/word/2010/wordprocessingDrawing" xmlns:wp="http://schemas.openxmlformats.org/drawingml/2006/wordprocessingDrawing" xmlns:wpg="http://schemas.microsoft.com/office/word/2010/wordprocessingGroup" xmlns:wpi="http://schemas.microsoft.com/office/word/2010/wordprocessingInk" xmlns:wps="http://schemas.microsoft.com/office/word/2010/wordprocessingShape" xmlns:o="urn:schemas-microsoft-com:office:office" xmlns:v="urn:schemas-microsoft-com:vml" xmlns:w10="urn:schemas-microsoft-com:office:word" xmlns:w="http://schemas.openxmlformats.org/wordprocessingml/2006/main" xmlns:w14="http://schemas.microsoft.com/office/word/2010/wordml" xmlns:w15="http://schemas.microsoft.com/office/word/2012/wordml" xmlns:w16cex="http://schemas.microsoft.com/office/word/2018/wordml/cex" xmlns:w16cid="http://schemas.microsoft.com/office/word/2016/wordml/cid" xmlns:w16="http://schemas.microsoft.com/office/word/2018/wordml" xmlns:w16sdtdh="http://schemas.microsoft.com/office/word/2020/wordml/sdtdatahash" xmlns:w16sdtfl="http://schemas.microsoft.com/office/word/2024/wordml/sdtformatlock" xmlns:w16se="http://schemas.microsoft.com/office/word/2015/wordml/symex" xmlns:w16du="http://schemas.microsoft.com/office/word/2023/wordml/word16du" xmlns:wne="http://schemas.microsoft.com/office/word/2006/wordml" mc:Ignorable="w14 w15 w16se w16cid w16 w16cex w16sdtdh w16sdtfl w16du wp14">
   <w:body>
     <w:p>
       <w:pPr>
@@ -403,6 +403,313 @@
           <w:szCs w:val="21"/>
         </w:rPr>
         <w:t>Macroeconomics, International Economics</w:t>
+      </w:r>
+    </w:p>
+    <w:p>
+      <w:pPr>
+        <w:pBdr>
+          <w:bottom w:val="single" w:sz="4" w:space="4" w:color="auto"/>
+        </w:pBdr>
+        <w:spacing w:before="260" w:after="100"/>
+      </w:pPr>
+      <w:r>
+        <w:rPr>
+          <w:rFonts w:ascii="Georgia" w:eastAsia="Georgia" w:hAnsi="Georgia" w:cs="Georgia"/>
+          <w:b/>
+          <w:bCs/>
+          <w:color w:val="000000"/>
+          <w:sz w:val="24"/>
+          <w:szCs w:val="24"/>
+        </w:rPr>
+        <w:t>JOB MARKET PAPER</w:t>
+      </w:r>
+    </w:p>
+    <w:p>
+      <w:pPr>
+        <w:pBdr>
+          <w:bottom w:val="single" w:sz="6" w:space="4" w:color="000000"/>
+        </w:pBdr>
+        <w:spacing w:before="260" w:after="100"/>
+        <w:rPr>
+          <w:rFonts w:ascii="Georgia" w:eastAsia="Georgia" w:hAnsi="Georgia" w:cs="Georgia"/>
+          <w:color w:val="000000"/>
+          <w:sz w:val="21"/>
+          <w:szCs w:val="21"/>
+        </w:rPr>
+      </w:pPr>
+      <w:r>
+        <w:rPr>
+          <w:rFonts w:ascii="Georgia" w:eastAsia="Georgia" w:hAnsi="Georgia" w:cs="Georgia"/>
+          <w:color w:val="000000"/>
+          <w:sz w:val="21"/>
+          <w:szCs w:val="21"/>
+        </w:rPr>
+        <w:t>Who Pays for Global Decarbonization? Fossil Rents and the Terms of Trade in a Small Fossil-Fuel Exporter</w:t>
+      </w:r>
+    </w:p>
+    <w:p>
+      <w:pPr>
+        <w:pBdr>
+          <w:bottom w:val="single" w:sz="6" w:space="4" w:color="000000"/>
+        </w:pBdr>
+        <w:spacing w:before="260" w:after="100"/>
+      </w:pPr>
+      <w:r>
+        <w:rPr>
+          <w:rFonts w:ascii="Georgia" w:eastAsia="Georgia" w:hAnsi="Georgia" w:cs="Georgia"/>
+          <w:b/>
+          <w:bCs/>
+          <w:color w:val="000000"/>
+          <w:sz w:val="24"/>
+          <w:szCs w:val="24"/>
+        </w:rPr>
+        <w:t>PAPERS AND PUBLICATIONS</w:t>
+      </w:r>
+    </w:p>
+    <w:p>
+      <w:pPr>
+        <w:spacing w:after="80"/>
+        <w:ind w:left="360" w:hanging="360"/>
+      </w:pPr>
+      <w:r>
+        <w:rPr>
+          <w:rFonts w:ascii="Georgia" w:eastAsia="Georgia" w:hAnsi="Georgia" w:cs="Georgia"/>
+          <w:sz w:val="21"/>
+          <w:szCs w:val="21"/>
+        </w:rPr>
+        <w:t xml:space="preserve">Canadian Productivity Growth: Stuck in the Oil Sands (with P. Pujolas), </w:t>
+      </w:r>
+      <w:r>
+        <w:rPr>
+          <w:rFonts w:ascii="Georgia" w:eastAsia="Georgia" w:hAnsi="Georgia" w:cs="Georgia"/>
+          <w:i/>
+          <w:iCs/>
+          <w:sz w:val="21"/>
+          <w:szCs w:val="21"/>
+        </w:rPr>
+        <w:t>Canadian Journal of Economics, vol. 57(2), May 2024, 478-501</w:t>
+      </w:r>
+    </w:p>
+    <w:p>
+      <w:pPr>
+        <w:spacing w:after="80"/>
+        <w:ind w:left="360" w:hanging="360"/>
+      </w:pPr>
+      <w:r>
+        <w:rPr>
+          <w:rFonts w:ascii="Georgia" w:eastAsia="Georgia" w:hAnsi="Georgia" w:cs="Georgia"/>
+          <w:sz w:val="21"/>
+          <w:szCs w:val="21"/>
+        </w:rPr>
+        <w:t xml:space="preserve">Exploring the Results of the Ontario Home Care Minimum Wage Change (with A. </w:t>
+      </w:r>
+      <w:proofErr w:type="spellStart"/>
+      <w:r>
+        <w:rPr>
+          <w:rFonts w:ascii="Georgia" w:eastAsia="Georgia" w:hAnsi="Georgia" w:cs="Georgia"/>
+          <w:sz w:val="21"/>
+          <w:szCs w:val="21"/>
+        </w:rPr>
+        <w:t>Olaizola</w:t>
+      </w:r>
+      <w:proofErr w:type="spellEnd"/>
+      <w:r>
+        <w:rPr>
+          <w:rFonts w:ascii="Georgia" w:eastAsia="Georgia" w:hAnsi="Georgia" w:cs="Georgia"/>
+          <w:sz w:val="21"/>
+          <w:szCs w:val="21"/>
+        </w:rPr>
+        <w:t xml:space="preserve"> and A. Sweetman), </w:t>
+      </w:r>
+      <w:r>
+        <w:rPr>
+          <w:rFonts w:ascii="Georgia" w:eastAsia="Georgia" w:hAnsi="Georgia" w:cs="Georgia"/>
+          <w:i/>
+          <w:iCs/>
+          <w:sz w:val="21"/>
+          <w:szCs w:val="21"/>
+        </w:rPr>
+        <w:t>Healthcare Policy, vol. 16(1), August 2020, 95-110</w:t>
+      </w:r>
+    </w:p>
+    <w:p>
+      <w:pPr>
+        <w:pBdr>
+          <w:bottom w:val="single" w:sz="6" w:space="4" w:color="000000"/>
+        </w:pBdr>
+        <w:spacing w:before="260" w:after="100"/>
+      </w:pPr>
+      <w:r>
+        <w:rPr>
+          <w:rFonts w:ascii="Georgia" w:eastAsia="Georgia" w:hAnsi="Georgia" w:cs="Georgia"/>
+          <w:b/>
+          <w:bCs/>
+          <w:color w:val="000000"/>
+          <w:sz w:val="24"/>
+          <w:szCs w:val="24"/>
+        </w:rPr>
+        <w:t>NON-ACADEMIC WRITING</w:t>
+      </w:r>
+    </w:p>
+    <w:p>
+      <w:pPr>
+        <w:spacing w:after="80"/>
+        <w:ind w:left="360" w:hanging="360"/>
+      </w:pPr>
+      <w:r>
+        <w:rPr>
+          <w:rFonts w:ascii="Georgia" w:eastAsia="Georgia" w:hAnsi="Georgia" w:cs="Georgia"/>
+          <w:sz w:val="21"/>
+          <w:szCs w:val="21"/>
+        </w:rPr>
+        <w:t xml:space="preserve">Going All </w:t>
+      </w:r>
+      <w:proofErr w:type="gramStart"/>
+      <w:r>
+        <w:rPr>
+          <w:rFonts w:ascii="Georgia" w:eastAsia="Georgia" w:hAnsi="Georgia" w:cs="Georgia"/>
+          <w:sz w:val="21"/>
+          <w:szCs w:val="21"/>
+        </w:rPr>
+        <w:t>In</w:t>
+      </w:r>
+      <w:proofErr w:type="gramEnd"/>
+      <w:r>
+        <w:rPr>
+          <w:rFonts w:ascii="Georgia" w:eastAsia="Georgia" w:hAnsi="Georgia" w:cs="Georgia"/>
+          <w:sz w:val="21"/>
+          <w:szCs w:val="21"/>
+        </w:rPr>
+        <w:t xml:space="preserve"> on Automation: Economic Growth, Labour Markets, and the Path Toward a Robust Transition, </w:t>
+      </w:r>
+      <w:r>
+        <w:rPr>
+          <w:rFonts w:ascii="Georgia" w:eastAsia="Georgia" w:hAnsi="Georgia" w:cs="Georgia"/>
+          <w:i/>
+          <w:iCs/>
+          <w:sz w:val="21"/>
+          <w:szCs w:val="21"/>
+        </w:rPr>
+        <w:t xml:space="preserve">Signal49 Research, </w:t>
+      </w:r>
+      <w:r>
+        <w:rPr>
+          <w:rFonts w:ascii="Georgia" w:eastAsia="Georgia" w:hAnsi="Georgia" w:cs="Georgia"/>
+          <w:sz w:val="21"/>
+          <w:szCs w:val="21"/>
+        </w:rPr>
+        <w:t>June 2026</w:t>
+      </w:r>
+    </w:p>
+    <w:p>
+      <w:pPr>
+        <w:spacing w:after="80"/>
+        <w:ind w:left="360" w:hanging="360"/>
+      </w:pPr>
+      <w:r>
+        <w:rPr>
+          <w:rFonts w:ascii="Georgia" w:eastAsia="Georgia" w:hAnsi="Georgia" w:cs="Georgia"/>
+          <w:sz w:val="21"/>
+          <w:szCs w:val="21"/>
+        </w:rPr>
+        <w:t xml:space="preserve">The Productivity Potential of Automation Technologies, </w:t>
+      </w:r>
+      <w:r>
+        <w:rPr>
+          <w:rFonts w:ascii="Georgia" w:eastAsia="Georgia" w:hAnsi="Georgia" w:cs="Georgia"/>
+          <w:i/>
+          <w:iCs/>
+          <w:sz w:val="21"/>
+          <w:szCs w:val="21"/>
+        </w:rPr>
+        <w:t xml:space="preserve">Signal49 Research (published as The Conference Board of Canada), </w:t>
+      </w:r>
+      <w:r>
+        <w:rPr>
+          <w:rFonts w:ascii="Georgia" w:eastAsia="Georgia" w:hAnsi="Georgia" w:cs="Georgia"/>
+          <w:sz w:val="21"/>
+          <w:szCs w:val="21"/>
+        </w:rPr>
+        <w:t>September 2025</w:t>
+      </w:r>
+    </w:p>
+    <w:p>
+      <w:pPr>
+        <w:spacing w:after="80"/>
+        <w:ind w:left="360" w:hanging="360"/>
+      </w:pPr>
+      <w:r>
+        <w:rPr>
+          <w:rFonts w:ascii="Georgia" w:eastAsia="Georgia" w:hAnsi="Georgia" w:cs="Georgia"/>
+          <w:sz w:val="21"/>
+          <w:szCs w:val="21"/>
+        </w:rPr>
+        <w:t xml:space="preserve">Automation Technologies and Canada's Labour Market: Measuring the Totality of Exposure, </w:t>
+      </w:r>
+      <w:r>
+        <w:rPr>
+          <w:rFonts w:ascii="Georgia" w:eastAsia="Georgia" w:hAnsi="Georgia" w:cs="Georgia"/>
+          <w:i/>
+          <w:iCs/>
+          <w:sz w:val="21"/>
+          <w:szCs w:val="21"/>
+        </w:rPr>
+        <w:t xml:space="preserve">Signal49 Research (published as The Conference Board of Canada), </w:t>
+      </w:r>
+      <w:r>
+        <w:rPr>
+          <w:rFonts w:ascii="Georgia" w:eastAsia="Georgia" w:hAnsi="Georgia" w:cs="Georgia"/>
+          <w:sz w:val="21"/>
+          <w:szCs w:val="21"/>
+        </w:rPr>
+        <w:t>September 2025</w:t>
+      </w:r>
+    </w:p>
+    <w:p>
+      <w:pPr>
+        <w:pBdr>
+          <w:bottom w:val="single" w:sz="6" w:space="4" w:color="000000"/>
+        </w:pBdr>
+        <w:spacing w:before="260" w:after="100"/>
+      </w:pPr>
+      <w:r>
+        <w:rPr>
+          <w:rFonts w:ascii="Georgia" w:eastAsia="Georgia" w:hAnsi="Georgia" w:cs="Georgia"/>
+          <w:b/>
+          <w:bCs/>
+          <w:color w:val="000000"/>
+          <w:sz w:val="24"/>
+          <w:szCs w:val="24"/>
+        </w:rPr>
+        <w:t>WORKING PAPERS</w:t>
+      </w:r>
+    </w:p>
+    <w:p>
+      <w:pPr>
+        <w:spacing w:after="80"/>
+        <w:ind w:left="360" w:hanging="360"/>
+      </w:pPr>
+      <w:r>
+        <w:rPr>
+          <w:rFonts w:ascii="Georgia" w:eastAsia="Georgia" w:hAnsi="Georgia" w:cs="Georgia"/>
+          <w:sz w:val="21"/>
+          <w:szCs w:val="21"/>
+        </w:rPr>
+        <w:t>Non-Homothetic Ricardo (with P. Pujolas and W. Steingress)</w:t>
+      </w:r>
+    </w:p>
+    <w:p>
+      <w:pPr>
+        <w:spacing w:after="80"/>
+        <w:ind w:left="360" w:hanging="360"/>
+      </w:pPr>
+      <w:r>
+        <w:rPr>
+          <w:rFonts w:ascii="Georgia" w:eastAsia="Georgia" w:hAnsi="Georgia" w:cs="Georgia"/>
+          <w:sz w:val="21"/>
+          <w:szCs w:val="21"/>
+        </w:rPr>
+        <w:t>Stuck in the pipelines: Canadian productivity growth after the oil sands (with P. Pujolas)</w:t>
       </w:r>
     </w:p>
     <w:p>
@@ -932,279 +1239,7 @@
           <w:sz w:val="24"/>
           <w:szCs w:val="24"/>
         </w:rPr>
-        <w:t>PAPERS AND PUBLICATIONS</w:t>
-      </w:r>
-    </w:p>
-    <w:p>
-      <w:pPr>
-        <w:spacing w:after="80"/>
-        <w:ind w:left="360" w:hanging="360"/>
-      </w:pPr>
-      <w:r>
-        <w:rPr>
-          <w:rFonts w:ascii="Georgia" w:eastAsia="Georgia" w:hAnsi="Georgia" w:cs="Georgia"/>
-          <w:sz w:val="21"/>
-          <w:szCs w:val="21"/>
-        </w:rPr>
-        <w:t xml:space="preserve">Canadian Productivity Growth: Stuck in the Oil Sands (with P. Pujolas), </w:t>
-      </w:r>
-      <w:r>
-        <w:rPr>
-          <w:rFonts w:ascii="Georgia" w:eastAsia="Georgia" w:hAnsi="Georgia" w:cs="Georgia"/>
-          <w:i/>
-          <w:iCs/>
-          <w:sz w:val="21"/>
-          <w:szCs w:val="21"/>
-        </w:rPr>
-        <w:t>Canadian Journal of Economics, vol. 57(2), May 2024, 478-501</w:t>
-      </w:r>
-    </w:p>
-    <w:p>
-      <w:pPr>
-        <w:spacing w:after="80"/>
-        <w:ind w:left="360" w:hanging="360"/>
-      </w:pPr>
-      <w:r>
-        <w:rPr>
-          <w:rFonts w:ascii="Georgia" w:eastAsia="Georgia" w:hAnsi="Georgia" w:cs="Georgia"/>
-          <w:sz w:val="21"/>
-          <w:szCs w:val="21"/>
-        </w:rPr>
-        <w:t xml:space="preserve">Exploring the Results of the Ontario Home Care Minimum Wage Change (with A. </w:t>
-      </w:r>
-      <w:proofErr w:type="spellStart"/>
-      <w:r>
-        <w:rPr>
-          <w:rFonts w:ascii="Georgia" w:eastAsia="Georgia" w:hAnsi="Georgia" w:cs="Georgia"/>
-          <w:sz w:val="21"/>
-          <w:szCs w:val="21"/>
-        </w:rPr>
-        <w:t>Olaizola</w:t>
-      </w:r>
-      <w:proofErr w:type="spellEnd"/>
-      <w:r>
-        <w:rPr>
-          <w:rFonts w:ascii="Georgia" w:eastAsia="Georgia" w:hAnsi="Georgia" w:cs="Georgia"/>
-          <w:sz w:val="21"/>
-          <w:szCs w:val="21"/>
-        </w:rPr>
-        <w:t xml:space="preserve"> and A. Sweetman), </w:t>
-      </w:r>
-      <w:r>
-        <w:rPr>
-          <w:rFonts w:ascii="Georgia" w:eastAsia="Georgia" w:hAnsi="Georgia" w:cs="Georgia"/>
-          <w:i/>
-          <w:iCs/>
-          <w:sz w:val="21"/>
-          <w:szCs w:val="21"/>
-        </w:rPr>
-        <w:t>Healthcare Policy, vol. 16(1), August 2020, 95-110</w:t>
-      </w:r>
-    </w:p>
-    <w:p>
-      <w:pPr>
-        <w:pBdr>
-          <w:bottom w:val="single" w:sz="6" w:space="4" w:color="000000"/>
-        </w:pBdr>
-        <w:spacing w:before="260" w:after="100"/>
-      </w:pPr>
-      <w:r>
-        <w:rPr>
-          <w:rFonts w:ascii="Georgia" w:eastAsia="Georgia" w:hAnsi="Georgia" w:cs="Georgia"/>
-          <w:b/>
-          <w:bCs/>
-          <w:color w:val="000000"/>
-          <w:sz w:val="24"/>
-          <w:szCs w:val="24"/>
-        </w:rPr>
-        <w:t>NON-ACADEMIC WRITING</w:t>
-      </w:r>
-    </w:p>
-    <w:p>
-      <w:pPr>
-        <w:spacing w:after="80"/>
-        <w:ind w:left="360" w:hanging="360"/>
-      </w:pPr>
-      <w:r>
-        <w:rPr>
-          <w:rFonts w:ascii="Georgia" w:eastAsia="Georgia" w:hAnsi="Georgia" w:cs="Georgia"/>
-          <w:sz w:val="21"/>
-          <w:szCs w:val="21"/>
-        </w:rPr>
-        <w:t xml:space="preserve">Going All </w:t>
-      </w:r>
-      <w:proofErr w:type="gramStart"/>
-      <w:r>
-        <w:rPr>
-          <w:rFonts w:ascii="Georgia" w:eastAsia="Georgia" w:hAnsi="Georgia" w:cs="Georgia"/>
-          <w:sz w:val="21"/>
-          <w:szCs w:val="21"/>
-        </w:rPr>
-        <w:t>In</w:t>
-      </w:r>
-      <w:proofErr w:type="gramEnd"/>
-      <w:r>
-        <w:rPr>
-          <w:rFonts w:ascii="Georgia" w:eastAsia="Georgia" w:hAnsi="Georgia" w:cs="Georgia"/>
-          <w:sz w:val="21"/>
-          <w:szCs w:val="21"/>
-        </w:rPr>
-        <w:t xml:space="preserve"> on Automation: Economic Growth, Labour Markets, and the Path Toward a Robust Transition, </w:t>
-      </w:r>
-      <w:r>
-        <w:rPr>
-          <w:rFonts w:ascii="Georgia" w:eastAsia="Georgia" w:hAnsi="Georgia" w:cs="Georgia"/>
-          <w:i/>
-          <w:iCs/>
-          <w:sz w:val="21"/>
-          <w:szCs w:val="21"/>
-        </w:rPr>
-        <w:t xml:space="preserve">Signal49 Research, </w:t>
-      </w:r>
-      <w:r>
-        <w:rPr>
-          <w:rFonts w:ascii="Georgia" w:eastAsia="Georgia" w:hAnsi="Georgia" w:cs="Georgia"/>
-          <w:sz w:val="21"/>
-          <w:szCs w:val="21"/>
-        </w:rPr>
-        <w:t>June 2026</w:t>
-      </w:r>
-    </w:p>
-    <w:p>
-      <w:pPr>
-        <w:spacing w:after="80"/>
-        <w:ind w:left="360" w:hanging="360"/>
-      </w:pPr>
-      <w:r>
-        <w:rPr>
-          <w:rFonts w:ascii="Georgia" w:eastAsia="Georgia" w:hAnsi="Georgia" w:cs="Georgia"/>
-          <w:sz w:val="21"/>
-          <w:szCs w:val="21"/>
-        </w:rPr>
-        <w:t xml:space="preserve">The Productivity Potential of Automation Technologies, </w:t>
-      </w:r>
-      <w:r>
-        <w:rPr>
-          <w:rFonts w:ascii="Georgia" w:eastAsia="Georgia" w:hAnsi="Georgia" w:cs="Georgia"/>
-          <w:i/>
-          <w:iCs/>
-          <w:sz w:val="21"/>
-          <w:szCs w:val="21"/>
-        </w:rPr>
-        <w:t xml:space="preserve">Signal49 Research (published as The Conference Board of Canada), </w:t>
-      </w:r>
-      <w:r>
-        <w:rPr>
-          <w:rFonts w:ascii="Georgia" w:eastAsia="Georgia" w:hAnsi="Georgia" w:cs="Georgia"/>
-          <w:sz w:val="21"/>
-          <w:szCs w:val="21"/>
-        </w:rPr>
-        <w:t>September 2025</w:t>
-      </w:r>
-    </w:p>
-    <w:p>
-      <w:pPr>
-        <w:spacing w:after="80"/>
-        <w:ind w:left="360" w:hanging="360"/>
-      </w:pPr>
-      <w:r>
-        <w:rPr>
-          <w:rFonts w:ascii="Georgia" w:eastAsia="Georgia" w:hAnsi="Georgia" w:cs="Georgia"/>
-          <w:sz w:val="21"/>
-          <w:szCs w:val="21"/>
-        </w:rPr>
-        <w:t xml:space="preserve">Automation Technologies and Canada's Labour Market: Measuring the Totality of Exposure, </w:t>
-      </w:r>
-      <w:r>
-        <w:rPr>
-          <w:rFonts w:ascii="Georgia" w:eastAsia="Georgia" w:hAnsi="Georgia" w:cs="Georgia"/>
-          <w:i/>
-          <w:iCs/>
-          <w:sz w:val="21"/>
-          <w:szCs w:val="21"/>
-        </w:rPr>
-        <w:t xml:space="preserve">Signal49 Research (published as The Conference Board of Canada), </w:t>
-      </w:r>
-      <w:r>
-        <w:rPr>
-          <w:rFonts w:ascii="Georgia" w:eastAsia="Georgia" w:hAnsi="Georgia" w:cs="Georgia"/>
-          <w:sz w:val="21"/>
-          <w:szCs w:val="21"/>
-        </w:rPr>
-        <w:t>September 2025</w:t>
-      </w:r>
-    </w:p>
-    <w:p>
-      <w:pPr>
-        <w:pBdr>
-          <w:bottom w:val="single" w:sz="6" w:space="4" w:color="000000"/>
-        </w:pBdr>
-        <w:spacing w:before="260" w:after="100"/>
-      </w:pPr>
-      <w:r>
-        <w:rPr>
-          <w:rFonts w:ascii="Georgia" w:eastAsia="Georgia" w:hAnsi="Georgia" w:cs="Georgia"/>
-          <w:b/>
-          <w:bCs/>
-          <w:color w:val="000000"/>
-          <w:sz w:val="24"/>
-          <w:szCs w:val="24"/>
-        </w:rPr>
-        <w:t>WORKING PAPERS</w:t>
-      </w:r>
-    </w:p>
-    <w:p>
-      <w:pPr>
-        <w:spacing w:after="80"/>
-        <w:ind w:left="360" w:hanging="360"/>
-      </w:pPr>
-      <w:r>
-        <w:rPr>
-          <w:rFonts w:ascii="Georgia" w:eastAsia="Georgia" w:hAnsi="Georgia" w:cs="Georgia"/>
-          <w:sz w:val="21"/>
-          <w:szCs w:val="21"/>
-        </w:rPr>
-        <w:t>Non-Homothetic Ricardo (with P. Pujolas and W. Steingress)</w:t>
-      </w:r>
-    </w:p>
-    <w:p>
-      <w:pPr>
-        <w:spacing w:after="80"/>
-        <w:ind w:left="360" w:hanging="360"/>
-      </w:pPr>
-      <w:r>
-        <w:rPr>
-          <w:rFonts w:ascii="Georgia" w:eastAsia="Georgia" w:hAnsi="Georgia" w:cs="Georgia"/>
-          <w:sz w:val="21"/>
-          <w:szCs w:val="21"/>
-        </w:rPr>
-        <w:t>Stuck in the pipelines: Canadian productivity growth after the oil sands</w:t>
-      </w:r>
-      <w:r>
-        <w:rPr>
-          <w:rFonts w:ascii="Georgia" w:eastAsia="Georgia" w:hAnsi="Georgia" w:cs="Georgia"/>
-          <w:sz w:val="21"/>
-          <w:szCs w:val="21"/>
-        </w:rPr>
-        <w:t xml:space="preserve"> (with P. Pujolas)</w:t>
-      </w:r>
-    </w:p>
-    <w:p>
-      <w:pPr>
-        <w:pBdr>
-          <w:bottom w:val="single" w:sz="6" w:space="4" w:color="000000"/>
-        </w:pBdr>
-        <w:spacing w:before="260" w:after="100"/>
-      </w:pPr>
-      <w:r>
-        <w:rPr>
-          <w:rFonts w:ascii="Georgia" w:eastAsia="Georgia" w:hAnsi="Georgia" w:cs="Georgia"/>
-          <w:b/>
-          <w:bCs/>
-          <w:color w:val="000000"/>
-          <w:sz w:val="24"/>
-          <w:szCs w:val="24"/>
-        </w:rPr>
+        <w:lastRenderedPageBreak/>
         <w:t>TEACHING EXPERIENCE</w:t>
       </w:r>
     </w:p>
@@ -1248,7 +1283,7 @@
             </w:tcMar>
           </w:tcPr>
           <w:p>
-            <w:r>
+            <w:pPr>
               <w:rPr>
                 <w:rFonts w:ascii="Georgia" w:eastAsia="Georgia" w:hAnsi="Georgia" w:cs="Georgia"/>
                 <w:i/>
@@ -1256,6 +1291,38 @@
                 <w:sz w:val="21"/>
                 <w:szCs w:val="21"/>
               </w:rPr>
+            </w:pPr>
+            <w:r>
+              <w:rPr>
+                <w:rFonts w:ascii="Georgia" w:eastAsia="Georgia" w:hAnsi="Georgia" w:cs="Georgia"/>
+                <w:i/>
+                <w:iCs/>
+                <w:sz w:val="21"/>
+                <w:szCs w:val="21"/>
+              </w:rPr>
+              <w:t>Guest Lecturer</w:t>
+            </w:r>
+          </w:p>
+          <w:p>
+            <w:pPr>
+              <w:rPr>
+                <w:rFonts w:ascii="Georgia" w:eastAsia="Georgia" w:hAnsi="Georgia" w:cs="Georgia"/>
+                <w:i/>
+                <w:iCs/>
+                <w:sz w:val="21"/>
+                <w:szCs w:val="21"/>
+              </w:rPr>
+            </w:pPr>
+          </w:p>
+          <w:p>
+            <w:r>
+              <w:rPr>
+                <w:rFonts w:ascii="Georgia" w:eastAsia="Georgia" w:hAnsi="Georgia" w:cs="Georgia"/>
+                <w:i/>
+                <w:iCs/>
+                <w:sz w:val="21"/>
+                <w:szCs w:val="21"/>
+              </w:rPr>
               <w:t>Instructor</w:t>
             </w:r>
           </w:p>
@@ -1277,6 +1344,31 @@
             </w:tcMar>
           </w:tcPr>
           <w:p>
+            <w:pPr>
+              <w:rPr>
+                <w:rFonts w:ascii="Georgia" w:eastAsia="Georgia" w:hAnsi="Georgia" w:cs="Georgia"/>
+                <w:sz w:val="21"/>
+                <w:szCs w:val="21"/>
+              </w:rPr>
+            </w:pPr>
+            <w:r>
+              <w:rPr>
+                <w:rFonts w:ascii="Georgia" w:eastAsia="Georgia" w:hAnsi="Georgia" w:cs="Georgia"/>
+                <w:sz w:val="21"/>
+                <w:szCs w:val="21"/>
+              </w:rPr>
+              <w:t xml:space="preserve">ECON 751 - International Trade,  Development and Investment </w:t>
+            </w:r>
+            <w:r>
+              <w:rPr>
+                <w:rFonts w:ascii="Georgia" w:eastAsia="Georgia" w:hAnsi="Georgia" w:cs="Georgia"/>
+                <w:sz w:val="21"/>
+                <w:szCs w:val="21"/>
+              </w:rPr>
+              <w:t>— McMaster University</w:t>
+            </w:r>
+          </w:p>
+          <w:p>
             <w:r>
               <w:rPr>
                 <w:rFonts w:ascii="Georgia" w:eastAsia="Georgia" w:hAnsi="Georgia" w:cs="Georgia"/>
@@ -1303,6 +1395,34 @@
               <w:right w:w="60" w:type="dxa"/>
             </w:tcMar>
           </w:tcPr>
+          <w:p>
+            <w:pPr>
+              <w:jc w:val="right"/>
+              <w:rPr>
+                <w:rFonts w:ascii="Georgia" w:eastAsia="Georgia" w:hAnsi="Georgia" w:cs="Georgia"/>
+                <w:sz w:val="21"/>
+                <w:szCs w:val="21"/>
+              </w:rPr>
+            </w:pPr>
+            <w:r>
+              <w:rPr>
+                <w:rFonts w:ascii="Georgia" w:eastAsia="Georgia" w:hAnsi="Georgia" w:cs="Georgia"/>
+                <w:sz w:val="21"/>
+                <w:szCs w:val="21"/>
+              </w:rPr>
+              <w:t>2022</w:t>
+            </w:r>
+          </w:p>
+          <w:p>
+            <w:pPr>
+              <w:jc w:val="right"/>
+              <w:rPr>
+                <w:rFonts w:ascii="Georgia" w:eastAsia="Georgia" w:hAnsi="Georgia" w:cs="Georgia"/>
+                <w:sz w:val="21"/>
+                <w:szCs w:val="21"/>
+              </w:rPr>
+            </w:pPr>
+          </w:p>
           <w:p>
             <w:pPr>
               <w:jc w:val="right"/>
@@ -1344,7 +1464,6 @@
                 <w:sz w:val="21"/>
                 <w:szCs w:val="21"/>
               </w:rPr>
-              <w:lastRenderedPageBreak/>
               <w:t>Teaching Assistant</w:t>
             </w:r>
           </w:p>
@@ -2205,6 +2324,23 @@
             </w:tcMar>
           </w:tcPr>
           <w:p>
+            <w:pPr>
+              <w:rPr>
+                <w:rFonts w:ascii="Georgia" w:eastAsia="Georgia" w:hAnsi="Georgia" w:cs="Georgia"/>
+                <w:sz w:val="21"/>
+                <w:szCs w:val="21"/>
+              </w:rPr>
+            </w:pPr>
+            <w:r>
+              <w:rPr>
+                <w:rFonts w:ascii="Georgia" w:eastAsia="Georgia" w:hAnsi="Georgia" w:cs="Georgia"/>
+                <w:sz w:val="21"/>
+                <w:szCs w:val="21"/>
+              </w:rPr>
+              <w:t>Postdoctoral Fellowship</w:t>
+            </w:r>
+          </w:p>
+          <w:p>
             <w:r>
               <w:rPr>
                 <w:rFonts w:ascii="Georgia" w:eastAsia="Georgia" w:hAnsi="Georgia" w:cs="Georgia"/>
@@ -2232,6 +2368,13 @@
             </w:tcMar>
           </w:tcPr>
           <w:p>
+            <w:pPr>
+              <w:rPr>
+                <w:rFonts w:ascii="Georgia" w:eastAsia="Georgia" w:hAnsi="Georgia" w:cs="Georgia"/>
+                <w:sz w:val="21"/>
+                <w:szCs w:val="21"/>
+              </w:rPr>
+            </w:pPr>
             <w:r>
               <w:rPr>
                 <w:rFonts w:ascii="Georgia" w:eastAsia="Georgia" w:hAnsi="Georgia" w:cs="Georgia"/>
@@ -2241,6 +2384,16 @@
               <w:t>Social Sciences and Humanities Research Council</w:t>
             </w:r>
           </w:p>
+          <w:p>
+            <w:r>
+              <w:rPr>
+                <w:rFonts w:ascii="Georgia" w:eastAsia="Georgia" w:hAnsi="Georgia" w:cs="Georgia"/>
+                <w:sz w:val="21"/>
+                <w:szCs w:val="21"/>
+              </w:rPr>
+              <w:t>Social Sciences and Humanities Research Council</w:t>
+            </w:r>
+          </w:p>
         </w:tc>
         <w:tc>
           <w:tcPr>
@@ -2258,6 +2411,36 @@
               <w:right w:w="60" w:type="dxa"/>
             </w:tcMar>
           </w:tcPr>
+          <w:p>
+            <w:pPr>
+              <w:jc w:val="right"/>
+              <w:rPr>
+                <w:rFonts w:ascii="Georgia" w:eastAsia="Georgia" w:hAnsi="Georgia" w:cs="Georgia"/>
+                <w:i/>
+                <w:iCs/>
+                <w:sz w:val="21"/>
+                <w:szCs w:val="21"/>
+              </w:rPr>
+            </w:pPr>
+            <w:r>
+              <w:rPr>
+                <w:rFonts w:ascii="Georgia" w:eastAsia="Georgia" w:hAnsi="Georgia" w:cs="Georgia"/>
+                <w:sz w:val="21"/>
+                <w:szCs w:val="21"/>
+              </w:rPr>
+              <w:t>2025 (</w:t>
+            </w:r>
+            <w:r>
+              <w:rPr>
+                <w:rFonts w:ascii="Georgia" w:eastAsia="Georgia" w:hAnsi="Georgia" w:cs="Georgia"/>
+                <w:i/>
+                <w:iCs/>
+                <w:sz w:val="21"/>
+                <w:szCs w:val="21"/>
+              </w:rPr>
+              <w:t>Declined)</w:t>
+            </w:r>
+          </w:p>
           <w:p>
             <w:pPr>
               <w:jc w:val="right"/>
@@ -3163,6 +3346,60 @@
     <w:p>
       <w:pPr>
         <w:pBdr>
+          <w:bottom w:val="single" w:sz="4" w:space="4" w:color="auto"/>
+        </w:pBdr>
+        <w:spacing w:before="260" w:after="100"/>
+        <w:rPr>
+          <w:rFonts w:ascii="Georgia" w:eastAsia="Georgia" w:hAnsi="Georgia" w:cs="Georgia"/>
+          <w:b/>
+          <w:bCs/>
+          <w:color w:val="000000"/>
+          <w:sz w:val="24"/>
+          <w:szCs w:val="24"/>
+        </w:rPr>
+      </w:pPr>
+      <w:r>
+        <w:rPr>
+          <w:rFonts w:ascii="Georgia" w:eastAsia="Georgia" w:hAnsi="Georgia" w:cs="Georgia"/>
+          <w:b/>
+          <w:bCs/>
+          <w:color w:val="000000"/>
+          <w:sz w:val="24"/>
+          <w:szCs w:val="24"/>
+        </w:rPr>
+        <w:t>REFEREEING</w:t>
+      </w:r>
+    </w:p>
+    <w:p>
+      <w:pPr>
+        <w:pBdr>
+          <w:bottom w:val="single" w:sz="6" w:space="4" w:color="000000"/>
+        </w:pBdr>
+        <w:spacing w:before="260" w:after="100"/>
+        <w:rPr>
+          <w:rFonts w:ascii="Georgia" w:eastAsia="Georgia" w:hAnsi="Georgia" w:cs="Georgia"/>
+          <w:i/>
+          <w:iCs/>
+          <w:color w:val="000000"/>
+          <w:sz w:val="21"/>
+          <w:szCs w:val="21"/>
+        </w:rPr>
+      </w:pPr>
+      <w:r>
+        <w:rPr>
+          <w:rFonts w:ascii="Georgia" w:eastAsia="Georgia" w:hAnsi="Georgia" w:cs="Georgia"/>
+          <w:i/>
+          <w:iCs/>
+          <w:color w:val="000000"/>
+          <w:sz w:val="21"/>
+          <w:szCs w:val="21"/>
+        </w:rPr>
+        <w:t>Canadian Journal of Economics</w:t>
+      </w:r>
+    </w:p>
+    <w:p>
+      <w:pPr>
+        <w:pBdr>
           <w:bottom w:val="single" w:sz="6" w:space="4" w:color="000000"/>
         </w:pBdr>
         <w:spacing w:before="260" w:after="100"/>
@@ -3322,6 +3559,7 @@
           <w:sz w:val="21"/>
           <w:szCs w:val="21"/>
         </w:rPr>
+        <w:lastRenderedPageBreak/>
         <w:t xml:space="preserve">Programming: </w:t>
       </w:r>
       <w:r>
@@ -3821,7 +4059,7 @@
 </file>
 
 <file path=word/endnotes.xml><?xml version="1.0" encoding="utf-8"?>
-<w:endnotes xmlns:wpc="http://schemas.microsoft.com/office/word/2010/wordprocessingCanvas" xmlns:cx="http://schemas.microsoft.com/office/drawing/2014/chartex" xmlns:cx1="http://schemas.microsoft.com/office/drawing/2015/9/8/chartex" xmlns:cx2="http://schemas.microsoft.com/office/drawing/2015/10/21/chartex" xmlns:cx3="http://schemas.microsoft.com/office/drawing/2016/5/9/chartex" xmlns:cx4="http://schemas.microsoft.com/office/drawing/2016/5/10/chartex" xmlns:cx5="http://schemas.microsoft.com/office/drawing/2016/5/11/chartex" xmlns:cx6="http://schemas.microsoft.com/office/drawing/2016/5/12/chartex" xmlns:cx7="http://schemas.microsoft.com/office/drawing/2016/5/13/chartex" xmlns:cx8="http://schemas.microsoft.com/office/drawing/2016/5/14/chartex" xmlns:mc="http://schemas.openxmlformats.org/markup-compatibility/2006" xmlns:m="http://schemas.openxmlformats.org/officeDocument/2006/math" xmlns:aink="http://schemas.microsoft.com/office/drawing/2016/ink" xmlns:am3d="http://schemas.microsoft.com/office/drawing/2017/model3d" xmlns:oel="http://schemas.microsoft.com/office/2019/extlst" xmlns:r="http://schemas.openxmlformats.org/officeDocument/2006/relationships" xmlns:wp14="http://schemas.microsoft.com/office/word/2010/wordprocessingDrawing" xmlns:wp="http://schemas.openxmlformats.org/drawingml/2006/wordprocessingDrawing" xmlns:wpg="http://schemas.microsoft.com/office/word/2010/wordprocessingGroup" xmlns:wpi="http://schemas.microsoft.com/office/word/2010/wordprocessingInk" xmlns:wps="http://schemas.microsoft.com/office/word/2010/wordprocessingShape" xmlns:o="urn:schemas-microsoft-com:office:office" xmlns:v="urn:schemas-microsoft-com:vml" xmlns:w10="urn:schemas-microsoft-com:office:word" xmlns:w="http://schemas.openxmlformats.org/wordprocessingml/2006/main" xmlns:w14="http://schemas.microsoft.com/office/word/2010/wordml" xmlns:w15="http://schemas.microsoft.com/office/word/2012/wordml" xmlns:w16cei="http://schemas.microsoft.com/office/word/2026/wordml/cei" xmlns:w16cex="http://schemas.microsoft.com/office/word/2018/wordml/cex" xmlns:w16cid="http://schemas.microsoft.com/office/word/2016/wordml/cid" xmlns:w16="http://schemas.microsoft.com/office/word/2018/wordml" xmlns:w16sdtdh="http://schemas.microsoft.com/office/word/2020/wordml/sdtdatahash" xmlns:w16sdtfl="http://schemas.microsoft.com/office/word/2024/wordml/sdtformatlock" xmlns:w16se="http://schemas.microsoft.com/office/word/2015/wordml/symex" xmlns:w16du="http://schemas.microsoft.com/office/word/2023/wordml/word16du" xmlns:wne="http://schemas.microsoft.com/office/word/2006/wordml" mc:Ignorable="w14 w15 w16se w16cid w16 w16cex w16sdtdh w16sdtfl w16du wp14">
+<w:endnotes xmlns:wpc="http://schemas.microsoft.com/office/word/2010/wordprocessingCanvas" xmlns:cx="http://schemas.microsoft.com/office/drawing/2014/chartex" xmlns:cx1="http://schemas.microsoft.com/office/drawing/2015/9/8/chartex" xmlns:cx2="http://schemas.microsoft.com/office/drawing/2015/10/21/chartex" xmlns:cx3="http://schemas.microsoft.com/office/drawing/2016/5/9/chartex" xmlns:cx4="http://schemas.microsoft.com/office/drawing/2016/5/10/chartex" xmlns:cx5="http://schemas.microsoft.com/office/drawing/2016/5/11/chartex" xmlns:cx6="http://schemas.microsoft.com/office/drawing/2016/5/12/chartex" xmlns:cx7="http://schemas.microsoft.com/office/drawing/2016/5/13/chartex" xmlns:cx8="http://schemas.microsoft.com/office/drawing/2016/5/14/chartex" xmlns:mc="http://schemas.openxmlformats.org/markup-compatibility/2006" xmlns:m="http://schemas.openxmlformats.org/officeDocument/2006/math" xmlns:aink="http://schemas.microsoft.com/office/drawing/2016/ink" xmlns:am3d="http://schemas.microsoft.com/office/drawing/2017/model3d" xmlns:oel="http://schemas.microsoft.com/office/2019/extlst" xmlns:r="http://schemas.openxmlformats.org/officeDocument/2006/relationships" xmlns:wp14="http://schemas.microsoft.com/office/word/2010/wordprocessingDrawing" xmlns:wp="http://schemas.openxmlformats.org/drawingml/2006/wordprocessingDrawing" xmlns:wpg="http://schemas.microsoft.com/office/word/2010/wordprocessingGroup" xmlns:wpi="http://schemas.microsoft.com/office/word/2010/wordprocessingInk" xmlns:wps="http://schemas.microsoft.com/office/word/2010/wordprocessingShape" xmlns:o="urn:schemas-microsoft-com:office:office" xmlns:v="urn:schemas-microsoft-com:vml" xmlns:w10="urn:schemas-microsoft-com:office:word" xmlns:w="http://schemas.openxmlformats.org/wordprocessingml/2006/main" xmlns:w14="http://schemas.microsoft.com/office/word/2010/wordml" xmlns:w15="http://schemas.microsoft.com/office/word/2012/wordml" xmlns:w16cex="http://schemas.microsoft.com/office/word/2018/wordml/cex" xmlns:w16cid="http://schemas.microsoft.com/office/word/2016/wordml/cid" xmlns:w16="http://schemas.microsoft.com/office/word/2018/wordml" xmlns:w16sdtdh="http://schemas.microsoft.com/office/word/2020/wordml/sdtdatahash" xmlns:w16sdtfl="http://schemas.microsoft.com/office/word/2024/wordml/sdtformatlock" xmlns:w16se="http://schemas.microsoft.com/office/word/2015/wordml/symex" xmlns:w16du="http://schemas.microsoft.com/office/word/2023/wordml/word16du" xmlns:wne="http://schemas.microsoft.com/office/word/2006/wordml" mc:Ignorable="w14 w15 w16se w16cid w16 w16cex w16sdtdh w16sdtfl w16du wp14">
   <w:endnote w:type="separator" w:id="-1">
     <w:p>
       <w:r>
@@ -3840,7 +4078,7 @@
 </file>
 
 <file path=word/footnotes.xml><?xml version="1.0" encoding="utf-8"?>
-<w:footnotes xmlns:wpc="http://schemas.microsoft.com/office/word/2010/wordprocessingCanvas" xmlns:cx="http://schemas.microsoft.com/office/drawing/2014/chartex" xmlns:cx1="http://schemas.microsoft.com/office/drawing/2015/9/8/chartex" xmlns:cx2="http://schemas.microsoft.com/office/drawing/2015/10/21/chartex" xmlns:cx3="http://schemas.microsoft.com/office/drawing/2016/5/9/chartex" xmlns:cx4="http://schemas.microsoft.com/office/drawing/2016/5/10/chartex" xmlns:cx5="http://schemas.microsoft.com/office/drawing/2016/5/11/chartex" xmlns:cx6="http://schemas.microsoft.com/office/drawing/2016/5/12/chartex" xmlns:cx7="http://schemas.microsoft.com/office/drawing/2016/5/13/chartex" xmlns:cx8="http://schemas.microsoft.com/office/drawing/2016/5/14/chartex" xmlns:mc="http://schemas.openxmlformats.org/markup-compatibility/2006" xmlns:m="http://schemas.openxmlformats.org/officeDocument/2006/math" xmlns:aink="http://schemas.microsoft.com/office/drawing/2016/ink" xmlns:am3d="http://schemas.microsoft.com/office/drawing/2017/model3d" xmlns:oel="http://schemas.microsoft.com/office/2019/extlst" xmlns:r="http://schemas.openxmlformats.org/officeDocument/2006/relationships" xmlns:wp14="http://schemas.microsoft.com/office/word/2010/wordprocessingDrawing" xmlns:wp="http://schemas.openxmlformats.org/drawingml/2006/wordprocessingDrawing" xmlns:wpg="http://schemas.microsoft.com/office/word/2010/wordprocessingGroup" xmlns:wpi="http://schemas.microsoft.com/office/word/2010/wordprocessingInk" xmlns:wps="http://schemas.microsoft.com/office/word/2010/wordprocessingShape" xmlns:o="urn:schemas-microsoft-com:office:office" xmlns:v="urn:schemas-microsoft-com:vml" xmlns:w10="urn:schemas-microsoft-com:office:word" xmlns:w="http://schemas.openxmlformats.org/wordprocessingml/2006/main" xmlns:w14="http://schemas.microsoft.com/office/word/2010/wordml" xmlns:w15="http://schemas.microsoft.com/office/word/2012/wordml" xmlns:w16cei="http://schemas.microsoft.com/office/word/2026/wordml/cei" xmlns:w16cex="http://schemas.microsoft.com/office/word/2018/wordml/cex" xmlns:w16cid="http://schemas.microsoft.com/office/word/2016/wordml/cid" xmlns:w16="http://schemas.microsoft.com/office/word/2018/wordml" xmlns:w16sdtdh="http://schemas.microsoft.com/office/word/2020/wordml/sdtdatahash" xmlns:w16sdtfl="http://schemas.microsoft.com/office/word/2024/wordml/sdtformatlock" xmlns:w16se="http://schemas.microsoft.com/office/word/2015/wordml/symex" xmlns:w16du="http://schemas.microsoft.com/office/word/2023/wordml/word16du" xmlns:wne="http://schemas.microsoft.com/office/word/2006/wordml" mc:Ignorable="w14 w15 w16se w16cid w16 w16cex w16sdtdh w16sdtfl w16du wp14">
+<w:footnotes xmlns:wpc="http://schemas.microsoft.com/office/word/2010/wordprocessingCanvas" xmlns:cx="http://schemas.microsoft.com/office/drawing/2014/chartex" xmlns:cx1="http://schemas.microsoft.com/office/drawing/2015/9/8/chartex" xmlns:cx2="http://schemas.microsoft.com/office/drawing/2015/10/21/chartex" xmlns:cx3="http://schemas.microsoft.com/office/drawing/2016/5/9/chartex" xmlns:cx4="http://schemas.microsoft.com/office/drawing/2016/5/10/chartex" xmlns:cx5="http://schemas.microsoft.com/office/drawing/2016/5/11/chartex" xmlns:cx6="http://schemas.microsoft.com/office/drawing/2016/5/12/chartex" xmlns:cx7="http://schemas.microsoft.com/office/drawing/2016/5/13/chartex" xmlns:cx8="http://schemas.microsoft.com/office/drawing/2016/5/14/chartex" xmlns:mc="http://schemas.openxmlformats.org/markup-compatibility/2006" xmlns:m="http://schemas.openxmlformats.org/officeDocument/2006/math" xmlns:aink="http://schemas.microsoft.com/office/drawing/2016/ink" xmlns:am3d="http://schemas.microsoft.com/office/drawing/2017/model3d" xmlns:oel="http://schemas.microsoft.com/office/2019/extlst" xmlns:r="http://schemas.openxmlformats.org/officeDocument/2006/relationships" xmlns:wp14="http://schemas.microsoft.com/office/word/2010/wordprocessingDrawing" xmlns:wp="http://schemas.openxmlformats.org/drawingml/2006/wordprocessingDrawing" xmlns:wpg="http://schemas.microsoft.com/office/word/2010/wordprocessingGroup" xmlns:wpi="http://schemas.microsoft.com/office/word/2010/wordprocessingInk" xmlns:wps="http://schemas.microsoft.com/office/word/2010/wordprocessingShape" xmlns:o="urn:schemas-microsoft-com:office:office" xmlns:v="urn:schemas-microsoft-com:vml" xmlns:w10="urn:schemas-microsoft-com:office:word" xmlns:w="http://schemas.openxmlformats.org/wordprocessingml/2006/main" xmlns:w14="http://schemas.microsoft.com/office/word/2010/wordml" xmlns:w15="http://schemas.microsoft.com/office/word/2012/wordml" xmlns:w16cex="http://schemas.microsoft.com/office/word/2018/wordml/cex" xmlns:w16cid="http://schemas.microsoft.com/office/word/2016/wordml/cid" xmlns:w16="http://schemas.microsoft.com/office/word/2018/wordml" xmlns:w16sdtdh="http://schemas.microsoft.com/office/word/2020/wordml/sdtdatahash" xmlns:w16sdtfl="http://schemas.microsoft.com/office/word/2024/wordml/sdtformatlock" xmlns:w16se="http://schemas.microsoft.com/office/word/2015/wordml/symex" xmlns:w16du="http://schemas.microsoft.com/office/word/2023/wordml/word16du" xmlns:wne="http://schemas.microsoft.com/office/word/2006/wordml" mc:Ignorable="w14 w15 w16se w16cid w16 w16cex w16sdtdh w16sdtfl w16du wp14">
   <w:footnote w:type="separator" w:id="-1">
     <w:p>
       <w:r>
@@ -3859,7 +4097,7 @@
 </file>
 
 <file path=word/header1.xml><?xml version="1.0" encoding="utf-8"?>
-<w:hdr xmlns:wpc="http://schemas.microsoft.com/office/word/2010/wordprocessingCanvas" xmlns:cx="http://schemas.microsoft.com/office/drawing/2014/chartex" xmlns:cx1="http://schemas.microsoft.com/office/drawing/2015/9/8/chartex" xmlns:cx2="http://schemas.microsoft.com/office/drawing/2015/10/21/chartex" xmlns:cx3="http://schemas.microsoft.com/office/drawing/2016/5/9/chartex" xmlns:cx4="http://schemas.microsoft.com/office/drawing/2016/5/10/chartex" xmlns:cx5="http://schemas.microsoft.com/office/drawing/2016/5/11/chartex" xmlns:cx6="http://schemas.microsoft.com/office/drawing/2016/5/12/chartex" xmlns:cx7="http://schemas.microsoft.com/office/drawing/2016/5/13/chartex" xmlns:cx8="http://schemas.microsoft.com/office/drawing/2016/5/14/chartex" xmlns:mc="http://schemas.openxmlformats.org/markup-compatibility/2006" xmlns:m="http://schemas.openxmlformats.org/officeDocument/2006/math" xmlns:aink="http://schemas.microsoft.com/office/drawing/2016/ink" xmlns:am3d="http://schemas.microsoft.com/office/drawing/2017/model3d" xmlns:oel="http://schemas.microsoft.com/office/2019/extlst" xmlns:r="http://schemas.openxmlformats.org/officeDocument/2006/relationships" xmlns:wp14="http://schemas.microsoft.com/office/word/2010/wordprocessingDrawing" xmlns:wp="http://schemas.openxmlformats.org/drawingml/2006/wordprocessingDrawing" xmlns:wpg="http://schemas.microsoft.com/office/word/2010/wordprocessingGroup" xmlns:wpi="http://schemas.microsoft.com/office/word/2010/wordprocessingInk" xmlns:wps="http://schemas.microsoft.com/office/word/2010/wordprocessingShape" xmlns:o="urn:schemas-microsoft-com:office:office" xmlns:v="urn:schemas-microsoft-com:vml" xmlns:w10="urn:schemas-microsoft-com:office:word" xmlns:w="http://schemas.openxmlformats.org/wordprocessingml/2006/main" xmlns:w14="http://schemas.microsoft.com/office/word/2010/wordml" xmlns:w15="http://schemas.microsoft.com/office/word/2012/wordml" xmlns:w16cei="http://schemas.microsoft.com/office/word/2026/wordml/cei" xmlns:w16cex="http://schemas.microsoft.com/office/word/2018/wordml/cex" xmlns:w16cid="http://schemas.microsoft.com/office/word/2016/wordml/cid" xmlns:w16="http://schemas.microsoft.com/office/word/2018/wordml" xmlns:w16sdtdh="http://schemas.microsoft.com/office/word/2020/wordml/sdtdatahash" xmlns:w16sdtfl="http://schemas.microsoft.com/office/word/2024/wordml/sdtformatlock" xmlns:w16se="http://schemas.microsoft.com/office/word/2015/wordml/symex" xmlns:w16du="http://schemas.microsoft.com/office/word/2023/wordml/word16du" xmlns:wne="http://schemas.microsoft.com/office/word/2006/wordml" mc:Ignorable="w14 w15 w16se w16cid w16 w16cex w16sdtdh w16sdtfl w16du wp14">
+<w:hdr xmlns:wpc="http://schemas.microsoft.com/office/word/2010/wordprocessingCanvas" xmlns:cx="http://schemas.microsoft.com/office/drawing/2014/chartex" xmlns:cx1="http://schemas.microsoft.com/office/drawing/2015/9/8/chartex" xmlns:cx2="http://schemas.microsoft.com/office/drawing/2015/10/21/chartex" xmlns:cx3="http://schemas.microsoft.com/office/drawing/2016/5/9/chartex" xmlns:cx4="http://schemas.microsoft.com/office/drawing/2016/5/10/chartex" xmlns:cx5="http://schemas.microsoft.com/office/drawing/2016/5/11/chartex" xmlns:cx6="http://schemas.microsoft.com/office/drawing/2016/5/12/chartex" xmlns:cx7="http://schemas.microsoft.com/office/drawing/2016/5/13/chartex" xmlns:cx8="http://schemas.microsoft.com/office/drawing/2016/5/14/chartex" xmlns:mc="http://schemas.openxmlformats.org/markup-compatibility/2006" xmlns:m="http://schemas.openxmlformats.org/officeDocument/2006/math" xmlns:aink="http://schemas.microsoft.com/office/drawing/2016/ink" xmlns:am3d="http://schemas.microsoft.com/office/drawing/2017/model3d" xmlns:oel="http://schemas.microsoft.com/office/2019/extlst" xmlns:r="http://schemas.openxmlformats.org/officeDocument/2006/relationships" xmlns:wp14="http://schemas.microsoft.com/office/word/2010/wordprocessingDrawing" xmlns:wp="http://schemas.openxmlformats.org/drawingml/2006/wordprocessingDrawing" xmlns:wpg="http://schemas.microsoft.com/office/word/2010/wordprocessingGroup" xmlns:wpi="http://schemas.microsoft.com/office/word/2010/wordprocessingInk" xmlns:wps="http://schemas.microsoft.com/office/word/2010/wordprocessingShape" xmlns:o="urn:schemas-microsoft-com:office:office" xmlns:v="urn:schemas-microsoft-com:vml" xmlns:w10="urn:schemas-microsoft-com:office:word" xmlns:w="http://schemas.openxmlformats.org/wordprocessingml/2006/main" xmlns:w14="http://schemas.microsoft.com/office/word/2010/wordml" xmlns:w15="http://schemas.microsoft.com/office/word/2012/wordml" xmlns:w16cex="http://schemas.microsoft.com/office/word/2018/wordml/cex" xmlns:w16cid="http://schemas.microsoft.com/office/word/2016/wordml/cid" xmlns:w16="http://schemas.microsoft.com/office/word/2018/wordml" xmlns:w16sdtdh="http://schemas.microsoft.com/office/word/2020/wordml/sdtdatahash" xmlns:w16sdtfl="http://schemas.microsoft.com/office/word/2024/wordml/sdtformatlock" xmlns:w16se="http://schemas.microsoft.com/office/word/2015/wordml/symex" xmlns:w16du="http://schemas.microsoft.com/office/word/2023/wordml/word16du" xmlns:wne="http://schemas.microsoft.com/office/word/2006/wordml" mc:Ignorable="w14 w15 w16se w16cid w16 w16cex w16sdtdh w16sdtfl w16du wp14">
   <w:p>
     <w:pPr>
       <w:tabs>
@@ -3927,7 +4165,7 @@
 </file>
 
 <file path=word/numbering.xml><?xml version="1.0" encoding="utf-8"?>
-<w:numbering xmlns:wpc="http://schemas.microsoft.com/office/word/2010/wordprocessingCanvas" xmlns:cx="http://schemas.microsoft.com/office/drawing/2014/chartex" xmlns:cx1="http://schemas.microsoft.com/office/drawing/2015/9/8/chartex" xmlns:cx2="http://schemas.microsoft.com/office/drawing/2015/10/21/chartex" xmlns:cx3="http://schemas.microsoft.com/office/drawing/2016/5/9/chartex" xmlns:cx4="http://schemas.microsoft.com/office/drawing/2016/5/10/chartex" xmlns:cx5="http://schemas.microsoft.com/office/drawing/2016/5/11/chartex" xmlns:cx6="http://schemas.microsoft.com/office/drawing/2016/5/12/chartex" xmlns:cx7="http://schemas.microsoft.com/office/drawing/2016/5/13/chartex" xmlns:cx8="http://schemas.microsoft.com/office/drawing/2016/5/14/chartex" xmlns:mc="http://schemas.openxmlformats.org/markup-compatibility/2006" xmlns:m="http://schemas.openxmlformats.org/officeDocument/2006/math" xmlns:aink="http://schemas.microsoft.com/office/drawing/2016/ink" xmlns:am3d="http://schemas.microsoft.com/office/drawing/2017/model3d" xmlns:oel="http://schemas.microsoft.com/office/2019/extlst" xmlns:r="http://schemas.openxmlformats.org/officeDocument/2006/relationships" xmlns:wp14="http://schemas.microsoft.com/office/word/2010/wordprocessingDrawing" xmlns:wp="http://schemas.openxmlformats.org/drawingml/2006/wordprocessingDrawing" xmlns:wpg="http://schemas.microsoft.com/office/word/2010/wordprocessingGroup" xmlns:wpi="http://schemas.microsoft.com/office/word/2010/wordprocessingInk" xmlns:wps="http://schemas.microsoft.com/office/word/2010/wordprocessingShape" xmlns:o="urn:schemas-microsoft-com:office:office" xmlns:v="urn:schemas-microsoft-com:vml" xmlns:w10="urn:schemas-microsoft-com:office:word" xmlns:w="http://schemas.openxmlformats.org/wordprocessingml/2006/main" xmlns:w14="http://schemas.microsoft.com/office/word/2010/wordml" xmlns:w15="http://schemas.microsoft.com/office/word/2012/wordml" xmlns:w16cei="http://schemas.microsoft.com/office/word/2026/wordml/cei" xmlns:w16cex="http://schemas.microsoft.com/office/word/2018/wordml/cex" xmlns:w16cid="http://schemas.microsoft.com/office/word/2016/wordml/cid" xmlns:w16="http://schemas.microsoft.com/office/word/2018/wordml" xmlns:w16sdtdh="http://schemas.microsoft.com/office/word/2020/wordml/sdtdatahash" xmlns:w16sdtfl="http://schemas.microsoft.com/office/word/2024/wordml/sdtformatlock" xmlns:w16se="http://schemas.microsoft.com/office/word/2015/wordml/symex" xmlns:w16du="http://schemas.microsoft.com/office/word/2023/wordml/word16du" xmlns:wne="http://schemas.microsoft.com/office/word/2006/wordml" mc:Ignorable="w14 w15 w16se w16cid w16 w16cex w16sdtdh w16sdtfl w16du wp14">
+<w:numbering xmlns:wpc="http://schemas.microsoft.com/office/word/2010/wordprocessingCanvas" xmlns:cx="http://schemas.microsoft.com/office/drawing/2014/chartex" xmlns:cx1="http://schemas.microsoft.com/office/drawing/2015/9/8/chartex" xmlns:cx2="http://schemas.microsoft.com/office/drawing/2015/10/21/chartex" xmlns:cx3="http://schemas.microsoft.com/office/drawing/2016/5/9/chartex" xmlns:cx4="http://schemas.microsoft.com/office/drawing/2016/5/10/chartex" xmlns:cx5="http://schemas.microsoft.com/office/drawing/2016/5/11/chartex" xmlns:cx6="http://schemas.microsoft.com/office/drawing/2016/5/12/chartex" xmlns:cx7="http://schemas.microsoft.com/office/drawing/2016/5/13/chartex" xmlns:cx8="http://schemas.microsoft.com/office/drawing/2016/5/14/chartex" xmlns:mc="http://schemas.openxmlformats.org/markup-compatibility/2006" xmlns:m="http://schemas.openxmlformats.org/officeDocument/2006/math" xmlns:aink="http://schemas.microsoft.com/office/drawing/2016/ink" xmlns:am3d="http://schemas.microsoft.com/office/drawing/2017/model3d" xmlns:oel="http://schemas.microsoft.com/office/2019/extlst" xmlns:r="http://schemas.openxmlformats.org/officeDocument/2006/relationships" xmlns:wp14="http://schemas.microsoft.com/office/word/2010/wordprocessingDrawing" xmlns:wp="http://schemas.openxmlformats.org/drawingml/2006/wordprocessingDrawing" xmlns:wpg="http://schemas.microsoft.com/office/word/2010/wordprocessingGroup" xmlns:wpi="http://schemas.microsoft.com/office/word/2010/wordprocessingInk" xmlns:wps="http://schemas.microsoft.com/office/word/2010/wordprocessingShape" xmlns:o="urn:schemas-microsoft-com:office:office" xmlns:v="urn:schemas-microsoft-com:vml" xmlns:w10="urn:schemas-microsoft-com:office:word" xmlns:w="http://schemas.openxmlformats.org/wordprocessingml/2006/main" xmlns:w14="http://schemas.microsoft.com/office/word/2010/wordml" xmlns:w15="http://schemas.microsoft.com/office/word/2012/wordml" xmlns:w16cex="http://schemas.microsoft.com/office/word/2018/wordml/cex" xmlns:w16cid="http://schemas.microsoft.com/office/word/2016/wordml/cid" xmlns:w16="http://schemas.microsoft.com/office/word/2018/wordml" xmlns:w16sdtdh="http://schemas.microsoft.com/office/word/2020/wordml/sdtdatahash" xmlns:w16sdtfl="http://schemas.microsoft.com/office/word/2024/wordml/sdtformatlock" xmlns:w16se="http://schemas.microsoft.com/office/word/2015/wordml/symex" xmlns:w16du="http://schemas.microsoft.com/office/word/2023/wordml/word16du" xmlns:wne="http://schemas.microsoft.com/office/word/2006/wordml" mc:Ignorable="w14 w15 w16se w16cid w16 w16cex w16sdtdh w16sdtfl w16du wp14">
   <w:abstractNum w:abstractNumId="0" w15:restartNumberingAfterBreak="0">
     <w:nsid w:val="6F3B7FCC"/>
     <w:multiLevelType w:val="hybridMultilevel"/>

--- a/files/LOERTSCHER CV.docx
+++ b/files/LOERTSCHER CV.docx
@@ -1357,15 +1357,7 @@
                 <w:sz w:val="21"/>
                 <w:szCs w:val="21"/>
               </w:rPr>
-              <w:t xml:space="preserve">ECON 751 - International Trade,  Development and Investment </w:t>
-            </w:r>
-            <w:r>
-              <w:rPr>
-                <w:rFonts w:ascii="Georgia" w:eastAsia="Georgia" w:hAnsi="Georgia" w:cs="Georgia"/>
-                <w:sz w:val="21"/>
-                <w:szCs w:val="21"/>
-              </w:rPr>
-              <w:t>— McMaster University</w:t>
+              <w:t>ECON 751 - International Trade,  Development and Investment — McMaster University</w:t>
             </w:r>
           </w:p>
           <w:p>
@@ -2337,6 +2329,23 @@
                 <w:sz w:val="21"/>
                 <w:szCs w:val="21"/>
               </w:rPr>
+              <w:t>Honourable mention to the Doug Purvis Memorial Prize</w:t>
+            </w:r>
+          </w:p>
+          <w:p>
+            <w:pPr>
+              <w:rPr>
+                <w:rFonts w:ascii="Georgia" w:eastAsia="Georgia" w:hAnsi="Georgia" w:cs="Georgia"/>
+                <w:sz w:val="21"/>
+                <w:szCs w:val="21"/>
+              </w:rPr>
+            </w:pPr>
+            <w:r>
+              <w:rPr>
+                <w:rFonts w:ascii="Georgia" w:eastAsia="Georgia" w:hAnsi="Georgia" w:cs="Georgia"/>
+                <w:sz w:val="21"/>
+                <w:szCs w:val="21"/>
+              </w:rPr>
               <w:t>Postdoctoral Fellowship</w:t>
             </w:r>
           </w:p>
@@ -2367,6 +2376,32 @@
               <w:right w:w="60" w:type="dxa"/>
             </w:tcMar>
           </w:tcPr>
+          <w:p>
+            <w:pPr>
+              <w:rPr>
+                <w:rFonts w:ascii="Georgia" w:eastAsia="Georgia" w:hAnsi="Georgia" w:cs="Georgia"/>
+                <w:sz w:val="21"/>
+                <w:szCs w:val="21"/>
+              </w:rPr>
+            </w:pPr>
+            <w:r>
+              <w:rPr>
+                <w:rFonts w:ascii="Georgia" w:eastAsia="Georgia" w:hAnsi="Georgia" w:cs="Georgia"/>
+                <w:sz w:val="21"/>
+                <w:szCs w:val="21"/>
+              </w:rPr>
+              <w:t>Canadian Economics Association</w:t>
+            </w:r>
+          </w:p>
+          <w:p>
+            <w:pPr>
+              <w:rPr>
+                <w:rFonts w:ascii="Georgia" w:eastAsia="Georgia" w:hAnsi="Georgia" w:cs="Georgia"/>
+                <w:sz w:val="21"/>
+                <w:szCs w:val="21"/>
+              </w:rPr>
+            </w:pPr>
+          </w:p>
           <w:p>
             <w:pPr>
               <w:rPr>
@@ -2416,6 +2451,34 @@
               <w:jc w:val="right"/>
               <w:rPr>
                 <w:rFonts w:ascii="Georgia" w:eastAsia="Georgia" w:hAnsi="Georgia" w:cs="Georgia"/>
+                <w:sz w:val="21"/>
+                <w:szCs w:val="21"/>
+              </w:rPr>
+            </w:pPr>
+            <w:r>
+              <w:rPr>
+                <w:rFonts w:ascii="Georgia" w:eastAsia="Georgia" w:hAnsi="Georgia" w:cs="Georgia"/>
+                <w:sz w:val="21"/>
+                <w:szCs w:val="21"/>
+              </w:rPr>
+              <w:t>2025</w:t>
+            </w:r>
+          </w:p>
+          <w:p>
+            <w:pPr>
+              <w:jc w:val="right"/>
+              <w:rPr>
+                <w:rFonts w:ascii="Georgia" w:eastAsia="Georgia" w:hAnsi="Georgia" w:cs="Georgia"/>
+                <w:sz w:val="21"/>
+                <w:szCs w:val="21"/>
+              </w:rPr>
+            </w:pPr>
+          </w:p>
+          <w:p>
+            <w:pPr>
+              <w:jc w:val="right"/>
+              <w:rPr>
+                <w:rFonts w:ascii="Georgia" w:eastAsia="Georgia" w:hAnsi="Georgia" w:cs="Georgia"/>
                 <w:i/>
                 <w:iCs/>
                 <w:sz w:val="21"/>
@@ -2428,17 +2491,7 @@
                 <w:sz w:val="21"/>
                 <w:szCs w:val="21"/>
               </w:rPr>
-              <w:t>2025 (</w:t>
-            </w:r>
-            <w:r>
-              <w:rPr>
-                <w:rFonts w:ascii="Georgia" w:eastAsia="Georgia" w:hAnsi="Georgia" w:cs="Georgia"/>
-                <w:i/>
-                <w:iCs/>
-                <w:sz w:val="21"/>
-                <w:szCs w:val="21"/>
-              </w:rPr>
-              <w:t>Declined)</w:t>
+              <w:t xml:space="preserve">2025 </w:t>
             </w:r>
           </w:p>
           <w:p>
@@ -3541,6 +3594,7 @@
           <w:sz w:val="24"/>
           <w:szCs w:val="24"/>
         </w:rPr>
+        <w:lastRenderedPageBreak/>
         <w:t>SKILLS AND LANGUAGES</w:t>
       </w:r>
     </w:p>
@@ -3559,7 +3613,6 @@
           <w:sz w:val="21"/>
           <w:szCs w:val="21"/>
         </w:rPr>
-        <w:lastRenderedPageBreak/>
         <w:t xml:space="preserve">Programming: </w:t>
       </w:r>
       <w:r>
